--- a/docs/MODELS.docx
+++ b/docs/MODELS.docx
@@ -2,7 +2,7 @@
 <file path=word/document.xml><?xml version="1.0" encoding="utf-8"?>
 <w:document xmlns:w="http://schemas.openxmlformats.org/wordprocessingml/2006/main" xmlns:m="http://schemas.openxmlformats.org/officeDocument/2006/math" xmlns:r="http://schemas.openxmlformats.org/officeDocument/2006/relationships" xmlns:o="urn:schemas-microsoft-com:office:office" xmlns:v="urn:schemas-microsoft-com:vml" xmlns:w10="urn:schemas-microsoft-com:office:word" xmlns:a="http://schemas.openxmlformats.org/drawingml/2006/main" xmlns:pic="http://schemas.openxmlformats.org/drawingml/2006/picture" xmlns:wp="http://schemas.openxmlformats.org/drawingml/2006/wordprocessingDrawing">
   <w:body>
-    <w:bookmarkStart w:id="42" w:name="netsentry-from-scratch-models"/>
+    <w:bookmarkStart w:id="45" w:name="netsentry-from-scratch-models"/>
     <w:p>
       <w:pPr>
         <w:pStyle w:val="Heading1"/>
@@ -2091,12 +2091,868 @@
         <w:t xml:space="preserve">.</w:t>
       </w:r>
     </w:p>
+    <w:p>
+      <w:r>
+        <w:pict>
+          <v:rect style="width:0;height:1.5pt" o:hralign="center" o:hrstd="t" o:hr="t"/>
+        </w:pict>
+      </w:r>
+    </w:p>
     <w:bookmarkEnd w:id="41"/>
+    <w:bookmarkStart w:id="44" w:name="training-data-corrected-cic-ids2017"/>
+    <w:p>
+      <w:pPr>
+        <w:pStyle w:val="Heading2"/>
+      </w:pPr>
+      <w:r>
+        <w:t xml:space="preserve">8. Training data — corrected CIC-IDS2017</w:t>
+      </w:r>
+    </w:p>
+    <w:p>
+      <w:pPr>
+        <w:pStyle w:val="FirstParagraph"/>
+      </w:pPr>
+      <w:r>
+        <w:rPr>
+          <w:rStyle w:val="VerbatimChar"/>
+        </w:rPr>
+        <w:t xml:space="preserve">scripts/download_dataset.py --dataset cicids2017-improved</w:t>
+      </w:r>
+      <w:r>
+        <w:t xml:space="preserve"> </w:t>
+      </w:r>
+      <w:r>
+        <w:t xml:space="preserve">fetches the re-extracted</w:t>
+      </w:r>
+      <w:r>
+        <w:t xml:space="preserve"> </w:t>
+      </w:r>
+      <w:r>
+        <w:t xml:space="preserve">CIC-IDS2017 published with</w:t>
+      </w:r>
+      <w:r>
+        <w:t xml:space="preserve"> </w:t>
+      </w:r>
+      <w:r>
+        <w:rPr>
+          <w:i/>
+          <w:iCs/>
+        </w:rPr>
+        <w:t xml:space="preserve">“Error Prevalence in NIDS datasets: A Case Study on CIC-IDS-2017 and</w:t>
+      </w:r>
+      <w:r>
+        <w:rPr>
+          <w:i/>
+          <w:iCs/>
+        </w:rPr>
+        <w:t xml:space="preserve"> </w:t>
+      </w:r>
+      <w:r>
+        <w:rPr>
+          <w:i/>
+          <w:iCs/>
+        </w:rPr>
+        <w:t xml:space="preserve">CSE-CIC-IDS-2018”</w:t>
+      </w:r>
+      <w:r>
+        <w:t xml:space="preserve"> </w:t>
+      </w:r>
+      <w:r>
+        <w:t xml:space="preserve">(Liu, Engelen, Lynar, Essam, Joosen — IEEE CNS 2022). Compared with the</w:t>
+      </w:r>
+      <w:r>
+        <w:t xml:space="preserve"> </w:t>
+      </w:r>
+      <w:r>
+        <w:t xml:space="preserve">original CSVs it fixes CICFlowMeter bugs (TCP termination, flag counting, duplicated flows) and</w:t>
+      </w:r>
+      <w:r>
+        <w:t xml:space="preserve"> </w:t>
+      </w:r>
+      <w:r>
+        <w:t xml:space="preserve">relabels traffic (e.g. the previously unlabelled port scan launched from the infiltrated host).</w:t>
+      </w:r>
+    </w:p>
+    <w:p>
+      <w:pPr>
+        <w:pStyle w:val="BodyText"/>
+      </w:pPr>
+      <w:r>
+        <w:rPr>
+          <w:rStyle w:val="VerbatimChar"/>
+        </w:rPr>
+        <w:t xml:space="preserve">src/data/real_dataset.py</w:t>
+      </w:r>
+      <w:r>
+        <w:t xml:space="preserve"> </w:t>
+      </w:r>
+      <w:r>
+        <w:t xml:space="preserve">maps its CICFlowMeter-v4 column names onto the 30 NetSentry features</w:t>
+      </w:r>
+      <w:r>
+        <w:t xml:space="preserve"> </w:t>
+      </w:r>
+      <w:r>
+        <w:t xml:space="preserve">and applies three rules:</w:t>
+      </w:r>
+    </w:p>
+    <w:tbl>
+      <w:tblPr>
+        <w:tblStyle w:val="Table"/>
+        <w:tblW w:type="pct" w:w="5000"/>
+        <w:tblLayout w:type="fixed"/>
+        <w:tblLook w:firstRow="1" w:lastRow="0" w:firstColumn="0" w:lastColumn="0" w:noHBand="0" w:noVBand="0" w:val="0020"/>
+      </w:tblPr>
+      <w:tblGrid>
+        <w:gridCol w:w="3960"/>
+        <w:gridCol w:w="3960"/>
+      </w:tblGrid>
+      <w:tr>
+        <w:trPr>
+          <w:tblHeader w:val="on"/>
+        </w:trPr>
+        <w:tc>
+          <w:tcPr/>
+          <w:p>
+            <w:pPr>
+              <w:pStyle w:val="Compact"/>
+            </w:pPr>
+            <w:r>
+              <w:t xml:space="preserve">Rule</w:t>
+            </w:r>
+          </w:p>
+        </w:tc>
+        <w:tc>
+          <w:tcPr/>
+          <w:p>
+            <w:pPr>
+              <w:pStyle w:val="Compact"/>
+            </w:pPr>
+            <w:r>
+              <w:t xml:space="preserve">Why</w:t>
+            </w:r>
+          </w:p>
+        </w:tc>
+      </w:tr>
+      <w:tr>
+        <w:tc>
+          <w:tcPr/>
+          <w:p>
+            <w:pPr>
+              <w:pStyle w:val="Compact"/>
+            </w:pPr>
+            <w:r>
+              <w:rPr>
+                <w:rStyle w:val="VerbatimChar"/>
+              </w:rPr>
+              <w:t xml:space="preserve">&lt;attack&gt; - Attempted</w:t>
+            </w:r>
+            <w:r>
+              <w:t xml:space="preserve"> </w:t>
+            </w:r>
+            <w:r>
+              <w:t xml:space="preserve">flows are</w:t>
+            </w:r>
+            <w:r>
+              <w:t xml:space="preserve"> </w:t>
+            </w:r>
+            <w:r>
+              <w:rPr>
+                <w:b/>
+                <w:bCs/>
+              </w:rPr>
+              <w:t xml:space="preserve">dropped</w:t>
+            </w:r>
+          </w:p>
+        </w:tc>
+        <w:tc>
+          <w:tcPr/>
+          <w:p>
+            <w:pPr>
+              <w:pStyle w:val="Compact"/>
+            </w:pPr>
+            <w:r>
+              <w:t xml:space="preserve">The authors mark flows that were part of an attack but show no malicious behaviour (no payload, closed port, tool start-up). As attacks they teach</w:t>
+            </w:r>
+            <w:r>
+              <w:t xml:space="preserve"> </w:t>
+            </w:r>
+            <w:r>
+              <w:t xml:space="preserve">“any failed connection is hostile”</w:t>
+            </w:r>
+            <w:r>
+              <w:t xml:space="preserve">; as benign they hide real attack shapes.</w:t>
+            </w:r>
+          </w:p>
+        </w:tc>
+      </w:tr>
+      <w:tr>
+        <w:tc>
+          <w:tcPr/>
+          <w:p>
+            <w:pPr>
+              <w:pStyle w:val="Compact"/>
+            </w:pPr>
+            <w:r>
+              <w:rPr>
+                <w:rStyle w:val="VerbatimChar"/>
+              </w:rPr>
+              <w:t xml:space="preserve">Infiltration - Portscan</w:t>
+            </w:r>
+            <w:r>
+              <w:t xml:space="preserve"> </w:t>
+            </w:r>
+            <w:r>
+              <w:t xml:space="preserve">→</w:t>
+            </w:r>
+            <w:r>
+              <w:t xml:space="preserve"> </w:t>
+            </w:r>
+            <w:r>
+              <w:rPr>
+                <w:b/>
+                <w:bCs/>
+              </w:rPr>
+              <w:t xml:space="preserve">PortScan</w:t>
+            </w:r>
+          </w:p>
+        </w:tc>
+        <w:tc>
+          <w:tcPr/>
+          <w:p>
+            <w:pPr>
+              <w:pStyle w:val="Compact"/>
+            </w:pPr>
+            <w:r>
+              <w:t xml:space="preserve">Label by behaviour, not campaign — these flows</w:t>
+            </w:r>
+            <w:r>
+              <w:t xml:space="preserve"> </w:t>
+            </w:r>
+            <w:r>
+              <w:rPr>
+                <w:i/>
+                <w:iCs/>
+              </w:rPr>
+              <w:t xml:space="preserve">are</w:t>
+            </w:r>
+            <w:r>
+              <w:t xml:space="preserve"> </w:t>
+            </w:r>
+            <w:r>
+              <w:t xml:space="preserve">port scans and would otherwise collide with the real PortScan class.</w:t>
+            </w:r>
+          </w:p>
+        </w:tc>
+      </w:tr>
+      <w:tr>
+        <w:tc>
+          <w:tcPr/>
+          <w:p>
+            <w:pPr>
+              <w:pStyle w:val="Compact"/>
+            </w:pPr>
+            <w:r>
+              <w:t xml:space="preserve">DoS Hulk / GoldenEye / Slowloris / Slowhttptest / Heartbleed →</w:t>
+            </w:r>
+            <w:r>
+              <w:t xml:space="preserve"> </w:t>
+            </w:r>
+            <w:r>
+              <w:rPr>
+                <w:b/>
+                <w:bCs/>
+              </w:rPr>
+              <w:t xml:space="preserve">DDoS</w:t>
+            </w:r>
+          </w:p>
+        </w:tc>
+        <w:tc>
+          <w:tcPr/>
+          <w:p>
+            <w:pPr>
+              <w:pStyle w:val="Compact"/>
+            </w:pPr>
+            <w:r>
+              <w:t xml:space="preserve">One denial-of-service family; the sniffer cannot tell one tool from another by flow shape anyway.</w:t>
+            </w:r>
+          </w:p>
+        </w:tc>
+      </w:tr>
+    </w:tbl>
+    <w:p>
+      <w:pPr>
+        <w:pStyle w:val="BodyText"/>
+      </w:pPr>
+      <w:r>
+        <w:t xml:space="preserve">Exact-duplicate rows are removed</w:t>
+      </w:r>
+      <w:r>
+        <w:t xml:space="preserve"> </w:t>
+      </w:r>
+      <w:r>
+        <w:rPr>
+          <w:b/>
+          <w:bCs/>
+        </w:rPr>
+        <w:t xml:space="preserve">before</w:t>
+      </w:r>
+      <w:r>
+        <w:t xml:space="preserve"> </w:t>
+      </w:r>
+      <w:r>
+        <w:t xml:space="preserve">the stratified split, so no test row has a twin in</w:t>
+      </w:r>
+      <w:r>
+        <w:t xml:space="preserve"> </w:t>
+      </w:r>
+      <w:r>
+        <w:t xml:space="preserve">training (PortScan collapses from 230 k raw rows to 7,498 unique ones — scan probes are nearly</w:t>
+      </w:r>
+      <w:r>
+        <w:t xml:space="preserve"> </w:t>
+      </w:r>
+      <w:r>
+        <w:t xml:space="preserve">identical). Class caps for the shipped model: BENIGN 150,000 · DDoS 50,000 · everything else</w:t>
+      </w:r>
+      <w:r>
+        <w:t xml:space="preserve"> </w:t>
+      </w:r>
+      <w:r>
+        <w:t xml:space="preserve">uncapped (PortScan 7,498 · BruteForce 6,933 · Botnet 736 · WebAttack 104 · Infiltration 36).</w:t>
+      </w:r>
+      <w:r>
+        <w:t xml:space="preserve"> </w:t>
+      </w:r>
+      <w:r>
+        <w:rPr>
+          <w:rStyle w:val="VerbatimChar"/>
+        </w:rPr>
+        <w:t xml:space="preserve">--min-per-class 0</w:t>
+      </w:r>
+      <w:r>
+        <w:t xml:space="preserve"> </w:t>
+      </w:r>
+      <w:r>
+        <w:t xml:space="preserve">disables the synthetic generator:</w:t>
+      </w:r>
+      <w:r>
+        <w:t xml:space="preserve"> </w:t>
+      </w:r>
+      <w:r>
+        <w:rPr>
+          <w:b/>
+          <w:bCs/>
+        </w:rPr>
+        <w:t xml:space="preserve">every training row is real traffic.</w:t>
+      </w:r>
+    </w:p>
+    <w:bookmarkStart w:id="42" w:name="X4818c245d0a3fc70066507679583e9765f58c10"/>
+    <w:p>
+      <w:pPr>
+        <w:pStyle w:val="Heading3"/>
+      </w:pPr>
+      <w:r>
+        <w:t xml:space="preserve">Live feature alignment (</w:t>
+      </w:r>
+      <w:r>
+        <w:rPr>
+          <w:rStyle w:val="VerbatimChar"/>
+        </w:rPr>
+        <w:t xml:space="preserve">src/capture/sniffer.py</w:t>
+      </w:r>
+      <w:r>
+        <w:t xml:space="preserve">)</w:t>
+      </w:r>
+    </w:p>
+    <w:p>
+      <w:pPr>
+        <w:pStyle w:val="FirstParagraph"/>
+      </w:pPr>
+      <w:r>
+        <w:t xml:space="preserve">The model only generalises to live traffic if the sniffer computes features exactly as</w:t>
+      </w:r>
+      <w:r>
+        <w:t xml:space="preserve"> </w:t>
+      </w:r>
+      <w:r>
+        <w:t xml:space="preserve">CICFlowMeter did for the training data (verified against</w:t>
+      </w:r>
+      <w:r>
+        <w:t xml:space="preserve"> </w:t>
+      </w:r>
+      <w:r>
+        <w:rPr>
+          <w:rStyle w:val="VerbatimChar"/>
+        </w:rPr>
+        <w:t xml:space="preserve">BasicFlow.java</w:t>
+      </w:r>
+      <w:r>
+        <w:t xml:space="preserve">,</w:t>
+      </w:r>
+      <w:r>
+        <w:t xml:space="preserve"> </w:t>
+      </w:r>
+      <w:r>
+        <w:rPr>
+          <w:rStyle w:val="VerbatimChar"/>
+        </w:rPr>
+        <w:t xml:space="preserve">FlowGenerator.java</w:t>
+      </w:r>
+      <w:r>
+        <w:t xml:space="preserve">,</w:t>
+      </w:r>
+      <w:r>
+        <w:t xml:space="preserve"> </w:t>
+      </w:r>
+      <w:r>
+        <w:rPr>
+          <w:rStyle w:val="VerbatimChar"/>
+        </w:rPr>
+        <w:t xml:space="preserve">Cmd.java</w:t>
+      </w:r>
+      <w:r>
+        <w:t xml:space="preserve"> </w:t>
+      </w:r>
+      <w:r>
+        <w:t xml:space="preserve">and the corrected CSVs):</w:t>
+      </w:r>
+    </w:p>
+    <w:tbl>
+      <w:tblPr>
+        <w:tblStyle w:val="Table"/>
+        <w:tblW w:type="pct" w:w="5000"/>
+        <w:tblLayout w:type="fixed"/>
+        <w:tblLook w:firstRow="1" w:lastRow="0" w:firstColumn="0" w:lastColumn="0" w:noHBand="0" w:noVBand="0" w:val="0020"/>
+      </w:tblPr>
+      <w:tblGrid>
+        <w:gridCol w:w="3960"/>
+        <w:gridCol w:w="3960"/>
+      </w:tblGrid>
+      <w:tr>
+        <w:trPr>
+          <w:tblHeader w:val="on"/>
+        </w:trPr>
+        <w:tc>
+          <w:tcPr/>
+          <w:p>
+            <w:pPr>
+              <w:pStyle w:val="Compact"/>
+            </w:pPr>
+            <w:r>
+              <w:t xml:space="preserve">Feature family</w:t>
+            </w:r>
+          </w:p>
+        </w:tc>
+        <w:tc>
+          <w:tcPr/>
+          <w:p>
+            <w:pPr>
+              <w:pStyle w:val="Compact"/>
+            </w:pPr>
+            <w:r>
+              <w:t xml:space="preserve">CICFlowMeter convention now mirrored</w:t>
+            </w:r>
+          </w:p>
+        </w:tc>
+      </w:tr>
+      <w:tr>
+        <w:tc>
+          <w:tcPr/>
+          <w:p>
+            <w:pPr>
+              <w:pStyle w:val="Compact"/>
+            </w:pPr>
+            <w:r>
+              <w:t xml:space="preserve">Packet length mean/std/var, segment sizes, Flow Bytes/s</w:t>
+            </w:r>
+          </w:p>
+        </w:tc>
+        <w:tc>
+          <w:tcPr/>
+          <w:p>
+            <w:pPr>
+              <w:pStyle w:val="Compact"/>
+            </w:pPr>
+            <w:r>
+              <w:rPr>
+                <w:b/>
+                <w:bCs/>
+              </w:rPr>
+              <w:t xml:space="preserve">transport payload bytes</w:t>
+            </w:r>
+            <w:r>
+              <w:t xml:space="preserve"> </w:t>
+            </w:r>
+            <w:r>
+              <w:t xml:space="preserve">(not frame length)</w:t>
+            </w:r>
+          </w:p>
+        </w:tc>
+      </w:tr>
+      <w:tr>
+        <w:tc>
+          <w:tcPr/>
+          <w:p>
+            <w:pPr>
+              <w:pStyle w:val="Compact"/>
+            </w:pPr>
+            <w:r>
+              <w:t xml:space="preserve">Fwd Header Length</w:t>
+            </w:r>
+          </w:p>
+        </w:tc>
+        <w:tc>
+          <w:tcPr/>
+          <w:p>
+            <w:pPr>
+              <w:pStyle w:val="Compact"/>
+            </w:pPr>
+            <w:r>
+              <w:rPr>
+                <w:b/>
+                <w:bCs/>
+              </w:rPr>
+              <w:t xml:space="preserve">transport header only</w:t>
+            </w:r>
+            <w:r>
+              <w:t xml:space="preserve"> </w:t>
+            </w:r>
+            <w:r>
+              <w:t xml:space="preserve">— TCP data offset ×4, 8 for UDP (no IP header)</w:t>
+            </w:r>
+          </w:p>
+        </w:tc>
+      </w:tr>
+      <w:tr>
+        <w:tc>
+          <w:tcPr/>
+          <w:p>
+            <w:pPr>
+              <w:pStyle w:val="Compact"/>
+            </w:pPr>
+            <w:r>
+              <w:t xml:space="preserve">Active / Idle</w:t>
+            </w:r>
+          </w:p>
+        </w:tc>
+        <w:tc>
+          <w:tcPr/>
+          <w:p>
+            <w:pPr>
+              <w:pStyle w:val="Compact"/>
+            </w:pPr>
+            <w:r>
+              <w:t xml:space="preserve">a silence &gt;</w:t>
+            </w:r>
+            <w:r>
+              <w:t xml:space="preserve"> </w:t>
+            </w:r>
+            <w:r>
+              <w:rPr>
+                <w:b/>
+                <w:bCs/>
+              </w:rPr>
+              <w:t xml:space="preserve">5 s</w:t>
+            </w:r>
+            <w:r>
+              <w:t xml:space="preserve"> </w:t>
+            </w:r>
+            <w:r>
+              <w:t xml:space="preserve">ends an active period</w:t>
+            </w:r>
+            <w:r>
+              <w:t xml:space="preserve"> </w:t>
+            </w:r>
+            <w:r>
+              <w:rPr>
+                <w:i/>
+                <w:iCs/>
+              </w:rPr>
+              <w:t xml:space="preserve">at the last packet before it</w:t>
+            </w:r>
+            <w:r>
+              <w:t xml:space="preserve">; flows without such a gap keep 0</w:t>
+            </w:r>
+          </w:p>
+        </w:tc>
+      </w:tr>
+      <w:tr>
+        <w:tc>
+          <w:tcPr/>
+          <w:p>
+            <w:pPr>
+              <w:pStyle w:val="Compact"/>
+            </w:pPr>
+            <w:r>
+              <w:t xml:space="preserve">Flow lifetime</w:t>
+            </w:r>
+          </w:p>
+        </w:tc>
+        <w:tc>
+          <w:tcPr/>
+          <w:p>
+            <w:pPr>
+              <w:pStyle w:val="Compact"/>
+            </w:pPr>
+            <w:r>
+              <w:t xml:space="preserve">cut</w:t>
+            </w:r>
+            <w:r>
+              <w:t xml:space="preserve"> </w:t>
+            </w:r>
+            <w:r>
+              <w:rPr>
+                <w:b/>
+                <w:bCs/>
+              </w:rPr>
+              <w:t xml:space="preserve">120 s</w:t>
+            </w:r>
+            <w:r>
+              <w:t xml:space="preserve"> </w:t>
+            </w:r>
+            <w:r>
+              <w:t xml:space="preserve">after the first packet; ends immediately on</w:t>
+            </w:r>
+            <w:r>
+              <w:t xml:space="preserve"> </w:t>
+            </w:r>
+            <w:r>
+              <w:rPr>
+                <w:b/>
+                <w:bCs/>
+              </w:rPr>
+              <w:t xml:space="preserve">RST</w:t>
+            </w:r>
+            <w:r>
+              <w:t xml:space="preserve"> </w:t>
+            </w:r>
+            <w:r>
+              <w:t xml:space="preserve">or once</w:t>
+            </w:r>
+            <w:r>
+              <w:t xml:space="preserve"> </w:t>
+            </w:r>
+            <w:r>
+              <w:rPr>
+                <w:b/>
+                <w:bCs/>
+              </w:rPr>
+              <w:t xml:space="preserve">both</w:t>
+            </w:r>
+            <w:r>
+              <w:t xml:space="preserve"> </w:t>
+            </w:r>
+            <w:r>
+              <w:t xml:space="preserve">sides sent FIN</w:t>
+            </w:r>
+          </w:p>
+        </w:tc>
+      </w:tr>
+      <w:tr>
+        <w:tc>
+          <w:tcPr/>
+          <w:p>
+            <w:pPr>
+              <w:pStyle w:val="Compact"/>
+            </w:pPr>
+            <w:r>
+              <w:t xml:space="preserve">Zero-duration flows</w:t>
+            </w:r>
+          </w:p>
+        </w:tc>
+        <w:tc>
+          <w:tcPr/>
+          <w:p>
+            <w:pPr>
+              <w:pStyle w:val="Compact"/>
+            </w:pPr>
+            <w:r>
+              <w:t xml:space="preserve">rates emitted as 0 (CICFlowMeter writes</w:t>
+            </w:r>
+            <w:r>
+              <w:t xml:space="preserve"> </w:t>
+            </w:r>
+            <w:r>
+              <w:rPr>
+                <w:rStyle w:val="VerbatimChar"/>
+              </w:rPr>
+              <w:t xml:space="preserve">Infinity</w:t>
+            </w:r>
+            <w:r>
+              <w:t xml:space="preserve">, which the loader stores as 0)</w:t>
+            </w:r>
+          </w:p>
+        </w:tc>
+      </w:tr>
+      <w:tr>
+        <w:tc>
+          <w:tcPr/>
+          <w:p>
+            <w:pPr>
+              <w:pStyle w:val="Compact"/>
+            </w:pPr>
+            <w:r>
+              <w:t xml:space="preserve">Minimum flow size</w:t>
+            </w:r>
+          </w:p>
+        </w:tc>
+        <w:tc>
+          <w:tcPr/>
+          <w:p>
+            <w:pPr>
+              <w:pStyle w:val="Compact"/>
+            </w:pPr>
+            <w:r>
+              <w:t xml:space="preserve">2 packets — a probe and its reply is a complete, classifiable flow</w:t>
+            </w:r>
+          </w:p>
+        </w:tc>
+      </w:tr>
+    </w:tbl>
+    <w:p>
+      <w:pPr>
+        <w:pStyle w:val="BodyText"/>
+      </w:pPr>
+      <w:r>
+        <w:rPr>
+          <w:rStyle w:val="VerbatimChar"/>
+        </w:rPr>
+        <w:t xml:space="preserve">scripts/live_capture.py</w:t>
+      </w:r>
+      <w:r>
+        <w:t xml:space="preserve"> </w:t>
+      </w:r>
+      <w:r>
+        <w:t xml:space="preserve">and</w:t>
+      </w:r>
+      <w:r>
+        <w:t xml:space="preserve"> </w:t>
+      </w:r>
+      <w:r>
+        <w:rPr>
+          <w:rStyle w:val="VerbatimChar"/>
+        </w:rPr>
+        <w:t xml:space="preserve">scripts/evaluate_model.py --pcap</w:t>
+      </w:r>
+      <w:r>
+        <w:t xml:space="preserve"> </w:t>
+      </w:r>
+      <w:r>
+        <w:t xml:space="preserve">import this one implementation</w:t>
+      </w:r>
+      <w:r>
+        <w:t xml:space="preserve"> </w:t>
+      </w:r>
+      <w:r>
+        <w:t xml:space="preserve">instead of carrying their own copies, so the API server, the CLI capture tool and offline pcap</w:t>
+      </w:r>
+      <w:r>
+        <w:t xml:space="preserve"> </w:t>
+      </w:r>
+      <w:r>
+        <w:t xml:space="preserve">evaluation cannot drift apart again. Tests:</w:t>
+      </w:r>
+      <w:r>
+        <w:t xml:space="preserve"> </w:t>
+      </w:r>
+      <w:r>
+        <w:rPr>
+          <w:rStyle w:val="VerbatimChar"/>
+        </w:rPr>
+        <w:t xml:space="preserve">tests/test_capture_features.py</w:t>
+      </w:r>
+      <w:r>
+        <w:t xml:space="preserve">.</w:t>
+      </w:r>
+    </w:p>
     <w:bookmarkEnd w:id="42"/>
+    <w:bookmarkStart w:id="43" w:name="ensemble-weights"/>
+    <w:p>
+      <w:pPr>
+        <w:pStyle w:val="Heading3"/>
+      </w:pPr>
+      <w:r>
+        <w:t xml:space="preserve">Ensemble weights</w:t>
+      </w:r>
+    </w:p>
+    <w:p>
+      <w:pPr>
+        <w:pStyle w:val="FirstParagraph"/>
+      </w:pPr>
+      <w:r>
+        <w:rPr>
+          <w:rStyle w:val="VerbatimChar"/>
+        </w:rPr>
+        <w:t xml:space="preserve">scripts/tune_ensemble.py</w:t>
+      </w:r>
+      <w:r>
+        <w:t xml:space="preserve"> </w:t>
+      </w:r>
+      <w:r>
+        <w:t xml:space="preserve">grid-searches the RF/MLP soft-voting weight on the</w:t>
+      </w:r>
+      <w:r>
+        <w:t xml:space="preserve"> </w:t>
+      </w:r>
+      <w:r>
+        <w:rPr>
+          <w:b/>
+          <w:bCs/>
+        </w:rPr>
+        <w:t xml:space="preserve">validation</w:t>
+      </w:r>
+      <w:r>
+        <w:t xml:space="preserve"> </w:t>
+      </w:r>
+      <w:r>
+        <w:t xml:space="preserve">split (macro-F1, so the rare classes count) and writes the winner into</w:t>
+      </w:r>
+      <w:r>
+        <w:t xml:space="preserve"> </w:t>
+      </w:r>
+      <w:r>
+        <w:rPr>
+          <w:rStyle w:val="VerbatimChar"/>
+        </w:rPr>
+        <w:t xml:space="preserve">ensemble.pkl</w:t>
+      </w:r>
+      <w:r>
+        <w:t xml:space="preserve"> </w:t>
+      </w:r>
+      <w:r>
+        <w:t xml:space="preserve">and</w:t>
+      </w:r>
+      <w:r>
+        <w:t xml:space="preserve"> </w:t>
+      </w:r>
+      <w:r>
+        <w:rPr>
+          <w:rStyle w:val="VerbatimChar"/>
+        </w:rPr>
+        <w:t xml:space="preserve">config.yaml</w:t>
+      </w:r>
+      <w:r>
+        <w:t xml:space="preserve">. On the corrected data the MLP dragged Infiltration recall from 0.86 to 0.29 at</w:t>
+      </w:r>
+      <w:r>
+        <w:t xml:space="preserve"> </w:t>
+      </w:r>
+      <w:r>
+        <w:t xml:space="preserve">the old 0.6/0.4 weights; 0.9/0.1 restores it and lifts test macro-F1 from 0.905 to 0.973.</w:t>
+      </w:r>
+    </w:p>
+    <w:bookmarkEnd w:id="43"/>
+    <w:bookmarkEnd w:id="44"/>
+    <w:bookmarkEnd w:id="45"/>
     <w:sectPr>
-      <w:footnotePr>
-        <w:numRestart w:val="eachSect"/>
-      </w:footnotePr>
+      <w:footerReference w:type="default" r:id="rIdftr1"/>
+      <w:type w:val="nextPage"/>
+      <w:pgSz w:h="16838" w:w="11906"/>
+      <w:pgMar w:bottom="1440" w:footer="720" w:gutter="0" w:header="720" w:left="1800" w:right="1440" w:top="1440"/>
+      <w:pgNumType w:fmt="decimal" w:start="1"/>
+      <w:cols w:space="720"/>
+      <w:docGrid w:linePitch="360"/>
     </w:sectPr>
   </w:body>
 </w:document>
@@ -2104,6 +2960,31 @@
 
 <file path=word/comments.xml><?xml version="1.0" encoding="utf-8"?>
 <w:comments xmlns:w="http://schemas.openxmlformats.org/wordprocessingml/2006/main" xmlns:m="http://schemas.openxmlformats.org/officeDocument/2006/math" xmlns:r="http://schemas.openxmlformats.org/officeDocument/2006/relationships" xmlns:o="urn:schemas-microsoft-com:office:office" xmlns:v="urn:schemas-microsoft-com:vml" xmlns:w10="urn:schemas-microsoft-com:office:word" xmlns:a="http://schemas.openxmlformats.org/drawingml/2006/main" xmlns:pic="http://schemas.openxmlformats.org/drawingml/2006/picture" xmlns:wp="http://schemas.openxmlformats.org/drawingml/2006/wordprocessingDrawing"/>
+</file>
+
+<file path=word/footer1.xml><?xml version="1.0" encoding="utf-8"?>
+<w:ftr xmlns:w="http://schemas.openxmlformats.org/wordprocessingml/2006/main">
+  <w:p>
+    <w:pPr>
+      <w:jc w:val="center"/>
+    </w:pPr>
+    <w:r>
+      <w:fldChar w:fldCharType="begin"/>
+    </w:r>
+    <w:r>
+      <w:instrText xml:space="preserve"> PAGE </w:instrText>
+    </w:r>
+    <w:r>
+      <w:fldChar w:fldCharType="separate"/>
+    </w:r>
+    <w:r>
+      <w:t>1</w:t>
+    </w:r>
+    <w:r>
+      <w:fldChar w:fldCharType="end"/>
+    </w:r>
+  </w:p>
+</w:ftr>
 </file>
 
 <file path=word/footnotes.xml><?xml version="1.0" encoding="utf-8"?>
@@ -2507,7 +3388,7 @@
   <w:docDefaults>
     <w:rPrDefault>
       <w:rPr>
-        <w:rFonts w:asciiTheme="minorHAnsi" w:cstheme="minorBidi" w:eastAsiaTheme="minorEastAsia" w:hAnsiTheme="minorHAnsi"/>
+        <w:rFonts w:ascii="Times New Roman" w:cs="Times New Roman" w:eastAsia="Times New Roman" w:hAnsi="Times New Roman"/>
         <w:sz w:val="24"/>
         <w:szCs w:val="24"/>
         <w:lang w:bidi="ar-SA" w:eastAsia="zh-CN" w:val="en-US"/>
@@ -2515,7 +3396,8 @@
     </w:rPrDefault>
     <w:pPrDefault>
       <w:pPr>
-        <w:spacing w:after="200"/>
+        <w:spacing w:after="200" w:line="360" w:lineRule="auto"/>
+        <w:jc w:val="both"/>
       </w:pPr>
     </w:pPrDefault>
   </w:docDefaults>
@@ -2692,13 +3574,16 @@
       <w:keepNext/>
       <w:keepLines/>
       <w:spacing w:after="80" w:before="360"/>
+      <w:jc w:val="left"/>
       <w:outlineLvl w:val="0"/>
     </w:pPr>
     <w:rPr>
-      <w:rFonts w:asciiTheme="majorHAnsi" w:cstheme="majorBidi" w:eastAsiaTheme="majorEastAsia" w:hAnsiTheme="majorHAnsi"/>
-      <w:color w:themeColor="accent1" w:themeShade="BF" w:val="0F4761"/>
-      <w:sz w:val="40"/>
-      <w:szCs w:val="40"/>
+      <w:rFonts w:ascii="Times New Roman" w:cs="Times New Roman" w:eastAsia="Times New Roman" w:hAnsi="Times New Roman"/>
+      <w:b/>
+      <w:bCs/>
+      <w:color w:val="000000"/>
+      <w:sz w:val="32"/>
+      <w:szCs w:val="32"/>
     </w:rPr>
   </w:style>
   <w:style w:styleId="Heading2" w:type="paragraph">
@@ -2715,13 +3600,16 @@
       <w:keepNext/>
       <w:keepLines/>
       <w:spacing w:after="80" w:before="160"/>
+      <w:jc w:val="left"/>
       <w:outlineLvl w:val="1"/>
     </w:pPr>
     <w:rPr>
-      <w:rFonts w:asciiTheme="majorHAnsi" w:cstheme="majorBidi" w:eastAsiaTheme="majorEastAsia" w:hAnsiTheme="majorHAnsi"/>
-      <w:color w:themeColor="accent1" w:themeShade="BF" w:val="0F4761"/>
-      <w:sz w:val="32"/>
-      <w:szCs w:val="32"/>
+      <w:rFonts w:ascii="Times New Roman" w:cs="Times New Roman" w:eastAsia="Times New Roman" w:hAnsi="Times New Roman"/>
+      <w:b/>
+      <w:bCs/>
+      <w:color w:val="000000"/>
+      <w:sz w:val="28"/>
+      <w:szCs w:val="28"/>
     </w:rPr>
   </w:style>
   <w:style w:styleId="Heading3" w:type="paragraph">
@@ -2738,13 +3626,16 @@
       <w:keepNext/>
       <w:keepLines/>
       <w:spacing w:after="80" w:before="160"/>
+      <w:jc w:val="left"/>
       <w:outlineLvl w:val="2"/>
     </w:pPr>
     <w:rPr>
-      <w:rFonts w:cstheme="majorBidi" w:eastAsiaTheme="majorEastAsia"/>
-      <w:color w:themeColor="accent1" w:themeShade="BF" w:val="0F4761"/>
-      <w:sz w:val="28"/>
-      <w:szCs w:val="28"/>
+      <w:rFonts w:ascii="Times New Roman" w:cs="Times New Roman" w:eastAsia="Times New Roman" w:hAnsi="Times New Roman"/>
+      <w:b/>
+      <w:bCs/>
+      <w:color w:val="000000"/>
+      <w:sz w:val="24"/>
+      <w:szCs w:val="24"/>
     </w:rPr>
   </w:style>
   <w:style w:styleId="Heading4" w:type="paragraph">
@@ -2764,10 +3655,12 @@
       <w:outlineLvl w:val="3"/>
     </w:pPr>
     <w:rPr>
-      <w:rFonts w:cstheme="majorBidi" w:eastAsiaTheme="majorEastAsia"/>
-      <w:i/>
-      <w:iCs/>
-      <w:color w:themeColor="accent1" w:themeShade="BF" w:val="0F4761"/>
+      <w:rFonts w:ascii="Times New Roman" w:cs="Times New Roman" w:eastAsia="Times New Roman" w:hAnsi="Times New Roman"/>
+      <w:b/>
+      <w:bCs/>
+      <w:color w:val="000000"/>
+      <w:sz w:val="24"/>
+      <w:szCs w:val="24"/>
     </w:rPr>
   </w:style>
   <w:style w:styleId="Heading5" w:type="paragraph">
@@ -3042,6 +3935,7 @@
     <w:unhideWhenUsed/>
     <w:qFormat/>
     <w:tblPr>
+      <w:jc w:val="center"/>
       <w:tblInd w:type="dxa" w:w="0"/>
       <w:tblCellMar>
         <w:top w:type="dxa" w:w="0"/>
@@ -3119,7 +4013,7 @@
     <w:basedOn w:val="BodyTextChar"/>
     <w:rPr>
       <w:rFonts w:ascii="Consolas" w:hAnsi="Consolas"/>
-      <w:sz w:val="22"/>
+      <w:sz w:val="16"/>
     </w:rPr>
   </w:style>
   <w:style w:customStyle="1" w:styleId="SectionNumber" w:type="character">
@@ -3158,7 +4052,43 @@
       <w:color w:themeColor="accent1" w:themeShade="BF" w:val="365F91"/>
     </w:rPr>
   </w:style>
-  <w:style w:type="paragraph" w:customStyle="1" w:styleId="SourceCode">
+  <w:style w:styleId="FigureCenter" w:type="paragraph">
+    <w:name w:val="FigureCenter"/>
+    <w:basedOn w:val="Normal"/>
+    <w:pPr>
+      <w:spacing w:after="160" w:before="160" w:line="240" w:lineRule="auto"/>
+      <w:jc w:val="center"/>
+    </w:pPr>
+  </w:style>
+  <w:style w:styleId="FrontHeading" w:type="paragraph">
+    <w:name w:val="FrontHeading"/>
+    <w:basedOn w:val="Normal"/>
+    <w:pPr>
+      <w:spacing w:after="200" w:before="240" w:line="240" w:lineRule="auto"/>
+      <w:jc w:val="center"/>
+    </w:pPr>
+    <w:rPr>
+      <w:rFonts w:ascii="Times New Roman" w:cs="Times New Roman" w:eastAsia="Times New Roman" w:hAnsi="Times New Roman"/>
+      <w:b/>
+      <w:sz w:val="32"/>
+      <w:szCs w:val="32"/>
+    </w:rPr>
+  </w:style>
+  <w:style w:styleId="CoverTitle" w:type="paragraph">
+    <w:name w:val="CoverTitle"/>
+    <w:basedOn w:val="Normal"/>
+    <w:pPr>
+      <w:spacing w:after="240" w:before="240" w:line="240" w:lineRule="auto"/>
+      <w:jc w:val="center"/>
+    </w:pPr>
+    <w:rPr>
+      <w:rFonts w:ascii="Times New Roman" w:cs="Times New Roman" w:eastAsia="Times New Roman" w:hAnsi="Times New Roman"/>
+      <w:b/>
+      <w:sz w:val="40"/>
+      <w:szCs w:val="40"/>
+    </w:rPr>
+  </w:style>
+  <w:style w:customStyle="1" w:styleId="SourceCode" w:type="paragraph">
     <w:name w:val="Source Code"/>
     <w:basedOn w:val="Normal"/>
     <w:link w:val="VerbatimChar"/>
@@ -3166,7 +4096,7 @@
       <w:wordWrap w:val="off"/>
     </w:pPr>
   </w:style>
-  <w:style w:type="character" w:customStyle="1" w:styleId="KeywordTok">
+  <w:style w:customStyle="1" w:styleId="KeywordTok" w:type="character">
     <w:name w:val="KeywordTok"/>
     <w:basedOn w:val="VerbatimChar"/>
     <w:rPr>
@@ -3174,77 +4104,77 @@
       <w:color w:val="007020"/>
     </w:rPr>
   </w:style>
-  <w:style w:type="character" w:customStyle="1" w:styleId="DataTypeTok">
+  <w:style w:customStyle="1" w:styleId="DataTypeTok" w:type="character">
     <w:name w:val="DataTypeTok"/>
     <w:basedOn w:val="VerbatimChar"/>
     <w:rPr>
       <w:color w:val="902000"/>
     </w:rPr>
   </w:style>
-  <w:style w:type="character" w:customStyle="1" w:styleId="DecValTok">
+  <w:style w:customStyle="1" w:styleId="DecValTok" w:type="character">
     <w:name w:val="DecValTok"/>
     <w:basedOn w:val="VerbatimChar"/>
     <w:rPr>
       <w:color w:val="40a070"/>
     </w:rPr>
   </w:style>
-  <w:style w:type="character" w:customStyle="1" w:styleId="BaseNTok">
+  <w:style w:customStyle="1" w:styleId="BaseNTok" w:type="character">
     <w:name w:val="BaseNTok"/>
     <w:basedOn w:val="VerbatimChar"/>
     <w:rPr>
       <w:color w:val="40a070"/>
     </w:rPr>
   </w:style>
-  <w:style w:type="character" w:customStyle="1" w:styleId="FloatTok">
+  <w:style w:customStyle="1" w:styleId="FloatTok" w:type="character">
     <w:name w:val="FloatTok"/>
     <w:basedOn w:val="VerbatimChar"/>
     <w:rPr>
       <w:color w:val="40a070"/>
     </w:rPr>
   </w:style>
-  <w:style w:type="character" w:customStyle="1" w:styleId="ConstantTok">
+  <w:style w:customStyle="1" w:styleId="ConstantTok" w:type="character">
     <w:name w:val="ConstantTok"/>
     <w:basedOn w:val="VerbatimChar"/>
     <w:rPr>
       <w:color w:val="880000"/>
     </w:rPr>
   </w:style>
-  <w:style w:type="character" w:customStyle="1" w:styleId="CharTok">
+  <w:style w:customStyle="1" w:styleId="CharTok" w:type="character">
     <w:name w:val="CharTok"/>
     <w:basedOn w:val="VerbatimChar"/>
     <w:rPr>
       <w:color w:val="4070a0"/>
     </w:rPr>
   </w:style>
-  <w:style w:type="character" w:customStyle="1" w:styleId="SpecialCharTok">
+  <w:style w:customStyle="1" w:styleId="SpecialCharTok" w:type="character">
     <w:name w:val="SpecialCharTok"/>
     <w:basedOn w:val="VerbatimChar"/>
     <w:rPr>
       <w:color w:val="4070a0"/>
     </w:rPr>
   </w:style>
-  <w:style w:type="character" w:customStyle="1" w:styleId="StringTok">
+  <w:style w:customStyle="1" w:styleId="StringTok" w:type="character">
     <w:name w:val="StringTok"/>
     <w:basedOn w:val="VerbatimChar"/>
     <w:rPr>
       <w:color w:val="4070a0"/>
     </w:rPr>
   </w:style>
-  <w:style w:type="character" w:customStyle="1" w:styleId="VerbatimStringTok">
+  <w:style w:customStyle="1" w:styleId="VerbatimStringTok" w:type="character">
     <w:name w:val="VerbatimStringTok"/>
     <w:basedOn w:val="VerbatimChar"/>
     <w:rPr>
       <w:color w:val="4070a0"/>
     </w:rPr>
   </w:style>
-  <w:style w:type="character" w:customStyle="1" w:styleId="SpecialStringTok">
+  <w:style w:customStyle="1" w:styleId="SpecialStringTok" w:type="character">
     <w:name w:val="SpecialStringTok"/>
     <w:basedOn w:val="VerbatimChar"/>
     <w:rPr>
       <w:color w:val="bb6688"/>
     </w:rPr>
   </w:style>
-  <w:style w:type="character" w:customStyle="1" w:styleId="ImportTok">
+  <w:style w:customStyle="1" w:styleId="ImportTok" w:type="character">
     <w:name w:val="ImportTok"/>
     <w:basedOn w:val="VerbatimChar"/>
     <w:rPr>
@@ -3252,7 +4182,7 @@
       <w:color w:val="008000"/>
     </w:rPr>
   </w:style>
-  <w:style w:type="character" w:customStyle="1" w:styleId="CommentTok">
+  <w:style w:customStyle="1" w:styleId="CommentTok" w:type="character">
     <w:name w:val="CommentTok"/>
     <w:basedOn w:val="VerbatimChar"/>
     <w:rPr>
@@ -3260,7 +4190,7 @@
       <w:color w:val="60a0b0"/>
     </w:rPr>
   </w:style>
-  <w:style w:type="character" w:customStyle="1" w:styleId="DocumentationTok">
+  <w:style w:customStyle="1" w:styleId="DocumentationTok" w:type="character">
     <w:name w:val="DocumentationTok"/>
     <w:basedOn w:val="VerbatimChar"/>
     <w:rPr>
@@ -3268,7 +4198,7 @@
       <w:color w:val="ba2121"/>
     </w:rPr>
   </w:style>
-  <w:style w:type="character" w:customStyle="1" w:styleId="AnnotationTok">
+  <w:style w:customStyle="1" w:styleId="AnnotationTok" w:type="character">
     <w:name w:val="AnnotationTok"/>
     <w:basedOn w:val="VerbatimChar"/>
     <w:rPr>
@@ -3277,7 +4207,7 @@
       <w:color w:val="60a0b0"/>
     </w:rPr>
   </w:style>
-  <w:style w:type="character" w:customStyle="1" w:styleId="CommentVarTok">
+  <w:style w:customStyle="1" w:styleId="CommentVarTok" w:type="character">
     <w:name w:val="CommentVarTok"/>
     <w:basedOn w:val="VerbatimChar"/>
     <w:rPr>
@@ -3286,28 +4216,28 @@
       <w:color w:val="60a0b0"/>
     </w:rPr>
   </w:style>
-  <w:style w:type="character" w:customStyle="1" w:styleId="OtherTok">
+  <w:style w:customStyle="1" w:styleId="OtherTok" w:type="character">
     <w:name w:val="OtherTok"/>
     <w:basedOn w:val="VerbatimChar"/>
     <w:rPr>
       <w:color w:val="007020"/>
     </w:rPr>
   </w:style>
-  <w:style w:type="character" w:customStyle="1" w:styleId="FunctionTok">
+  <w:style w:customStyle="1" w:styleId="FunctionTok" w:type="character">
     <w:name w:val="FunctionTok"/>
     <w:basedOn w:val="VerbatimChar"/>
     <w:rPr>
       <w:color w:val="06287e"/>
     </w:rPr>
   </w:style>
-  <w:style w:type="character" w:customStyle="1" w:styleId="VariableTok">
+  <w:style w:customStyle="1" w:styleId="VariableTok" w:type="character">
     <w:name w:val="VariableTok"/>
     <w:basedOn w:val="VerbatimChar"/>
     <w:rPr>
       <w:color w:val="19177c"/>
     </w:rPr>
   </w:style>
-  <w:style w:type="character" w:customStyle="1" w:styleId="ControlFlowTok">
+  <w:style w:customStyle="1" w:styleId="ControlFlowTok" w:type="character">
     <w:name w:val="ControlFlowTok"/>
     <w:basedOn w:val="VerbatimChar"/>
     <w:rPr>
@@ -3315,45 +4245,45 @@
       <w:color w:val="007020"/>
     </w:rPr>
   </w:style>
-  <w:style w:type="character" w:customStyle="1" w:styleId="OperatorTok">
+  <w:style w:customStyle="1" w:styleId="OperatorTok" w:type="character">
     <w:name w:val="OperatorTok"/>
     <w:basedOn w:val="VerbatimChar"/>
     <w:rPr>
       <w:color w:val="666666"/>
     </w:rPr>
   </w:style>
-  <w:style w:type="character" w:customStyle="1" w:styleId="BuiltInTok">
+  <w:style w:customStyle="1" w:styleId="BuiltInTok" w:type="character">
     <w:name w:val="BuiltInTok"/>
     <w:basedOn w:val="VerbatimChar"/>
     <w:rPr>
       <w:color w:val="008000"/>
     </w:rPr>
   </w:style>
-  <w:style w:type="character" w:customStyle="1" w:styleId="ExtensionTok">
+  <w:style w:customStyle="1" w:styleId="ExtensionTok" w:type="character">
     <w:name w:val="ExtensionTok"/>
     <w:basedOn w:val="VerbatimChar"/>
     <w:rPr/>
   </w:style>
-  <w:style w:type="character" w:customStyle="1" w:styleId="PreprocessorTok">
+  <w:style w:customStyle="1" w:styleId="PreprocessorTok" w:type="character">
     <w:name w:val="PreprocessorTok"/>
     <w:basedOn w:val="VerbatimChar"/>
     <w:rPr>
       <w:color w:val="bc7a00"/>
     </w:rPr>
   </w:style>
-  <w:style w:type="character" w:customStyle="1" w:styleId="AttributeTok">
+  <w:style w:customStyle="1" w:styleId="AttributeTok" w:type="character">
     <w:name w:val="AttributeTok"/>
     <w:basedOn w:val="VerbatimChar"/>
     <w:rPr>
       <w:color w:val="7d9029"/>
     </w:rPr>
   </w:style>
-  <w:style w:type="character" w:customStyle="1" w:styleId="RegionMarkerTok">
+  <w:style w:customStyle="1" w:styleId="RegionMarkerTok" w:type="character">
     <w:name w:val="RegionMarkerTok"/>
     <w:basedOn w:val="VerbatimChar"/>
     <w:rPr/>
   </w:style>
-  <w:style w:type="character" w:customStyle="1" w:styleId="InformationTok">
+  <w:style w:customStyle="1" w:styleId="InformationTok" w:type="character">
     <w:name w:val="InformationTok"/>
     <w:basedOn w:val="VerbatimChar"/>
     <w:rPr>
@@ -3362,7 +4292,7 @@
       <w:color w:val="60a0b0"/>
     </w:rPr>
   </w:style>
-  <w:style w:type="character" w:customStyle="1" w:styleId="WarningTok">
+  <w:style w:customStyle="1" w:styleId="WarningTok" w:type="character">
     <w:name w:val="WarningTok"/>
     <w:basedOn w:val="VerbatimChar"/>
     <w:rPr>
@@ -3371,7 +4301,7 @@
       <w:color w:val="60a0b0"/>
     </w:rPr>
   </w:style>
-  <w:style w:type="character" w:customStyle="1" w:styleId="AlertTok">
+  <w:style w:customStyle="1" w:styleId="AlertTok" w:type="character">
     <w:name w:val="AlertTok"/>
     <w:basedOn w:val="VerbatimChar"/>
     <w:rPr>
@@ -3379,7 +4309,7 @@
       <w:color w:val="ff0000"/>
     </w:rPr>
   </w:style>
-  <w:style w:type="character" w:customStyle="1" w:styleId="ErrorTok">
+  <w:style w:customStyle="1" w:styleId="ErrorTok" w:type="character">
     <w:name w:val="ErrorTok"/>
     <w:basedOn w:val="VerbatimChar"/>
     <w:rPr>
@@ -3387,7 +4317,7 @@
       <w:color w:val="ff0000"/>
     </w:rPr>
   </w:style>
-  <w:style w:type="character" w:customStyle="1" w:styleId="NormalTok">
+  <w:style w:customStyle="1" w:styleId="NormalTok" w:type="character">
     <w:name w:val="NormalTok"/>
     <w:basedOn w:val="VerbatimChar"/>
     <w:rPr/>

--- a/docs/MODELS.docx
+++ b/docs/MODELS.docx
@@ -2,13 +2,13 @@
 <file path=word/document.xml><?xml version="1.0" encoding="utf-8"?>
 <w:document xmlns:w="http://schemas.openxmlformats.org/wordprocessingml/2006/main" xmlns:m="http://schemas.openxmlformats.org/officeDocument/2006/math" xmlns:r="http://schemas.openxmlformats.org/officeDocument/2006/relationships" xmlns:o="urn:schemas-microsoft-com:office:office" xmlns:v="urn:schemas-microsoft-com:vml" xmlns:w10="urn:schemas-microsoft-com:office:word" xmlns:a="http://schemas.openxmlformats.org/drawingml/2006/main" xmlns:pic="http://schemas.openxmlformats.org/drawingml/2006/picture" xmlns:wp="http://schemas.openxmlformats.org/drawingml/2006/wordprocessingDrawing">
   <w:body>
-    <w:bookmarkStart w:id="45" w:name="netsentry-from-scratch-models"/>
+    <w:bookmarkStart w:id="45" w:name="nids-from-scratch-models"/>
     <w:p>
       <w:pPr>
         <w:pStyle w:val="Heading1"/>
       </w:pPr>
       <w:r>
-        <w:t xml:space="preserve">NetSentry — From-Scratch Models</w:t>
+        <w:t xml:space="preserve">NIDS — From-Scratch Models</w:t>
       </w:r>
     </w:p>
     <w:p>
@@ -1656,7 +1656,7 @@
         <w:t xml:space="preserve"> </w:t>
       </w:r>
       <w:r>
-        <w:t xml:space="preserve">(default 0.75), re-route the prediction to the highest-probability attack class. This is how NetSentry surfaces zero-day traffic that doesn’t match any labelled attack profile yet.</w:t>
+        <w:t xml:space="preserve">(default 0.75), re-route the prediction to the highest-probability attack class. This is how NIDS surfaces zero-day traffic that doesn’t match any labelled attack profile yet.</w:t>
       </w:r>
     </w:p>
     <w:bookmarkEnd w:id="33"/>
@@ -2187,7 +2187,7 @@
         <w:t xml:space="preserve"> </w:t>
       </w:r>
       <w:r>
-        <w:t xml:space="preserve">maps its CICFlowMeter-v4 column names onto the 30 NetSentry features</w:t>
+        <w:t xml:space="preserve">maps its CICFlowMeter-v4 column names onto the 30 NIDS features</w:t>
       </w:r>
       <w:r>
         <w:t xml:space="preserve"> </w:t>
@@ -3574,7 +3574,7 @@
       <w:keepNext/>
       <w:keepLines/>
       <w:spacing w:after="80" w:before="360"/>
-      <w:jc w:val="left"/>
+      <w:jc w:val="center"/>
       <w:outlineLvl w:val="0"/>
     </w:pPr>
     <w:rPr>
@@ -3983,10 +3983,23 @@
   </w:style>
   <w:style w:customStyle="1" w:styleId="TableCaption" w:type="paragraph">
     <w:name w:val="Table Caption"/>
-    <w:basedOn w:val="Caption"/>
+    <w:basedOn w:val="Normal"/>
+    <w:qFormat/>
     <w:pPr>
       <w:keepNext/>
+      <w:keepLines/>
+      <w:spacing w:after="80" w:before="240" w:line="240" w:lineRule="auto"/>
+      <w:jc w:val="center"/>
     </w:pPr>
+    <w:rPr>
+      <w:rFonts w:ascii="Times New Roman" w:cs="Times New Roman" w:eastAsia="Times New Roman" w:hAnsi="Times New Roman"/>
+      <w:b/>
+      <w:bCs/>
+      <w:i w:val="0"/>
+      <w:iCs w:val="0"/>
+      <w:sz w:val="24"/>
+      <w:szCs w:val="24"/>
+    </w:rPr>
   </w:style>
   <w:style w:customStyle="1" w:styleId="ImageCaption" w:type="paragraph">
     <w:name w:val="Image Caption"/>
@@ -4012,8 +4025,8 @@
     <w:name w:val="Verbatim Char"/>
     <w:basedOn w:val="BodyTextChar"/>
     <w:rPr>
-      <w:rFonts w:ascii="Consolas" w:hAnsi="Consolas"/>
-      <w:sz w:val="16"/>
+      <w:rFonts w:ascii="Times New Roman" w:cs="Times New Roman" w:eastAsia="Times New Roman" w:hAnsi="Times New Roman"/>
+      <w:sz w:val="24"/>
     </w:rPr>
   </w:style>
   <w:style w:customStyle="1" w:styleId="SectionNumber" w:type="character">
@@ -4056,6 +4069,7 @@
     <w:name w:val="FigureCenter"/>
     <w:basedOn w:val="Normal"/>
     <w:pPr>
+      <w:keepNext/>
       <w:spacing w:after="160" w:before="160" w:line="240" w:lineRule="auto"/>
       <w:jc w:val="center"/>
     </w:pPr>
@@ -4321,6 +4335,23 @@
     <w:name w:val="NormalTok"/>
     <w:basedOn w:val="VerbatimChar"/>
     <w:rPr/>
+  </w:style>
+  <w:style w:customStyle="1" w:styleId="FigureCaption" w:type="paragraph">
+    <w:name w:val="Figure Caption"/>
+    <w:basedOn w:val="Normal"/>
+    <w:qFormat/>
+    <w:pPr>
+      <w:keepLines/>
+      <w:spacing w:after="240" w:before="80" w:line="240" w:lineRule="auto"/>
+      <w:jc w:val="center"/>
+    </w:pPr>
+    <w:rPr>
+      <w:rFonts w:ascii="Times New Roman" w:cs="Times New Roman" w:eastAsia="Times New Roman" w:hAnsi="Times New Roman"/>
+      <w:b/>
+      <w:bCs/>
+      <w:sz w:val="24"/>
+      <w:szCs w:val="24"/>
+    </w:rPr>
   </w:style>
 </w:styles>
 </file>
